--- a/REVISON WEB CPS 19 MARZO 2026.docx
+++ b/REVISON WEB CPS 19 MARZO 2026.docx
@@ -45,28 +45,14 @@
     <w:p>
       <w:pPr>
         <w:rPr>
-          <w:lang w:val="es-ES_tradnl"/>
-        </w:rPr>
-      </w:pPr>
-      <w:r>
-        <w:rPr>
-          <w:lang w:val="es-ES_tradnl"/>
-        </w:rPr>
-        <w:t xml:space="preserve">MENJADORS ESCOLARS – </w:t>
-      </w:r>
-      <w:proofErr w:type="gramStart"/>
-      <w:r>
-        <w:rPr>
-          <w:lang w:val="es-ES_tradnl"/>
-        </w:rPr>
-        <w:t>A.EXTRAESCOLARS</w:t>
-      </w:r>
-      <w:proofErr w:type="gramEnd"/>
-      <w:r>
-        <w:rPr>
-          <w:lang w:val="es-ES_tradnl"/>
-        </w:rPr>
-        <w:t xml:space="preserve"> -CASALS – BOTIGA ON-LINE</w:t>
+          <w:lang w:val="en-US"/>
+        </w:rPr>
+      </w:pPr>
+      <w:r>
+        <w:rPr>
+          <w:lang w:val="en-US"/>
+        </w:rPr>
+        <w:t>MENJADORS ESCOLARS – A.EXTRAESCOLARS -CASALS – BOTIGA ON-LINE</w:t>
       </w:r>
     </w:p>
     <w:p>
@@ -210,17 +196,11 @@
         <w:t>Sports</w:t>
       </w:r>
       <w:r>
-        <w:t xml:space="preserve"> (QUITAR)</w:t>
-      </w:r>
-      <w:r>
-        <w:t xml:space="preserve"> </w:t>
-      </w:r>
-      <w:proofErr w:type="spellStart"/>
-      <w:r>
-        <w:t>S</w:t>
-      </w:r>
-      <w:r>
-        <w:t>om</w:t>
+        <w:t xml:space="preserve"> (QUITAR) </w:t>
+      </w:r>
+      <w:proofErr w:type="spellStart"/>
+      <w:r>
+        <w:t>Som</w:t>
       </w:r>
       <w:proofErr w:type="spellEnd"/>
       <w:r>
@@ -535,19 +515,88 @@
         <w:rPr>
           <w:highlight w:val="green"/>
         </w:rPr>
-        <w:t>AFA</w:t>
-      </w:r>
+        <w:t>AFA’s</w:t>
+      </w:r>
+      <w:proofErr w:type="spellEnd"/>
+      <w:r>
+        <w:t xml:space="preserve"> i </w:t>
+      </w:r>
+      <w:proofErr w:type="spellStart"/>
+      <w:r>
+        <w:t>amb</w:t>
+      </w:r>
+      <w:proofErr w:type="spellEnd"/>
+      <w:r>
+        <w:t xml:space="preserve"> </w:t>
+      </w:r>
+      <w:proofErr w:type="spellStart"/>
+      <w:r>
+        <w:t>els</w:t>
+      </w:r>
+      <w:proofErr w:type="spellEnd"/>
+      <w:r>
+        <w:t xml:space="preserve"> </w:t>
+      </w:r>
+      <w:proofErr w:type="spellStart"/>
       <w:r>
         <w:rPr>
           <w:highlight w:val="green"/>
         </w:rPr>
-        <w:t>’</w:t>
-      </w:r>
+        <w:t>Equips</w:t>
+      </w:r>
+      <w:proofErr w:type="spellEnd"/>
       <w:r>
         <w:rPr>
           <w:highlight w:val="green"/>
         </w:rPr>
-        <w:t>s</w:t>
+        <w:t xml:space="preserve"> </w:t>
+      </w:r>
+      <w:proofErr w:type="spellStart"/>
+      <w:r>
+        <w:rPr>
+          <w:highlight w:val="green"/>
+        </w:rPr>
+        <w:t>Directius</w:t>
+      </w:r>
+      <w:proofErr w:type="spellEnd"/>
+      <w:r>
+        <w:t xml:space="preserve"> </w:t>
+      </w:r>
+      <w:proofErr w:type="spellStart"/>
+      <w:r>
+        <w:t>dels</w:t>
+      </w:r>
+      <w:proofErr w:type="spellEnd"/>
+      <w:r>
+        <w:t xml:space="preserve"> centres, </w:t>
+      </w:r>
+      <w:proofErr w:type="spellStart"/>
+      <w:r>
+        <w:t>treballant</w:t>
+      </w:r>
+      <w:proofErr w:type="spellEnd"/>
+      <w:r>
+        <w:t xml:space="preserve"> </w:t>
+      </w:r>
+      <w:proofErr w:type="spellStart"/>
+      <w:r>
+        <w:t>conjuntament</w:t>
+      </w:r>
+      <w:proofErr w:type="spellEnd"/>
+      <w:r>
+        <w:t xml:space="preserve"> per construir </w:t>
+      </w:r>
+      <w:proofErr w:type="spellStart"/>
+      <w:r>
+        <w:t>projectes</w:t>
+      </w:r>
+      <w:proofErr w:type="spellEnd"/>
+      <w:r>
+        <w:t xml:space="preserve"> </w:t>
+      </w:r>
+      <w:proofErr w:type="spellStart"/>
+      <w:r>
+        <w:t>educatius</w:t>
       </w:r>
       <w:proofErr w:type="spellEnd"/>
       <w:r>
@@ -555,6 +604,126 @@
       </w:r>
       <w:proofErr w:type="spellStart"/>
       <w:r>
+        <w:t>activitats</w:t>
+      </w:r>
+      <w:proofErr w:type="spellEnd"/>
+      <w:r>
+        <w:t xml:space="preserve"> que </w:t>
+      </w:r>
+      <w:proofErr w:type="spellStart"/>
+      <w:r>
+        <w:t>aportin</w:t>
+      </w:r>
+      <w:proofErr w:type="spellEnd"/>
+      <w:r>
+        <w:t xml:space="preserve"> valor real </w:t>
+      </w:r>
+      <w:proofErr w:type="spellStart"/>
+      <w:r>
+        <w:t>als</w:t>
+      </w:r>
+      <w:proofErr w:type="spellEnd"/>
+      <w:r>
+        <w:t xml:space="preserve"> </w:t>
+      </w:r>
+      <w:proofErr w:type="spellStart"/>
+      <w:r>
+        <w:t>infants</w:t>
+      </w:r>
+      <w:proofErr w:type="spellEnd"/>
+      <w:r>
+        <w:t xml:space="preserve"> i a les </w:t>
+      </w:r>
+      <w:proofErr w:type="spellStart"/>
+      <w:r>
+        <w:t>seves</w:t>
+      </w:r>
+      <w:proofErr w:type="spellEnd"/>
+      <w:r>
+        <w:t xml:space="preserve"> </w:t>
+      </w:r>
+      <w:proofErr w:type="spellStart"/>
+      <w:r>
+        <w:t>famílies</w:t>
+      </w:r>
+      <w:proofErr w:type="spellEnd"/>
+      <w:r>
+        <w:t xml:space="preserve">. </w:t>
+      </w:r>
+      <w:proofErr w:type="spellStart"/>
+      <w:r>
+        <w:t>Aquesta</w:t>
+      </w:r>
+      <w:proofErr w:type="spellEnd"/>
+      <w:r>
+        <w:t xml:space="preserve"> </w:t>
+      </w:r>
+      <w:proofErr w:type="spellStart"/>
+      <w:r>
+        <w:t>relació</w:t>
+      </w:r>
+      <w:proofErr w:type="spellEnd"/>
+      <w:r>
+        <w:t xml:space="preserve"> de </w:t>
+      </w:r>
+      <w:proofErr w:type="spellStart"/>
+      <w:r>
+        <w:t>confiança</w:t>
+      </w:r>
+      <w:proofErr w:type="spellEnd"/>
+      <w:r>
+        <w:t xml:space="preserve"> i </w:t>
+      </w:r>
+      <w:proofErr w:type="spellStart"/>
+      <w:r>
+        <w:t>cooperació</w:t>
+      </w:r>
+      <w:proofErr w:type="spellEnd"/>
+      <w:r>
+        <w:t xml:space="preserve"> </w:t>
+      </w:r>
+      <w:proofErr w:type="spellStart"/>
+      <w:r>
+        <w:t>ens</w:t>
+      </w:r>
+      <w:proofErr w:type="spellEnd"/>
+      <w:r>
+        <w:t xml:space="preserve"> </w:t>
+      </w:r>
+      <w:proofErr w:type="spellStart"/>
+      <w:r>
+        <w:t>permet</w:t>
+      </w:r>
+      <w:proofErr w:type="spellEnd"/>
+      <w:r>
+        <w:t xml:space="preserve"> adaptar-nos a cada </w:t>
+      </w:r>
+      <w:proofErr w:type="spellStart"/>
+      <w:r>
+        <w:t>realitat</w:t>
+      </w:r>
+      <w:proofErr w:type="spellEnd"/>
+      <w:r>
+        <w:t xml:space="preserve"> i garantir un </w:t>
+      </w:r>
+      <w:proofErr w:type="spellStart"/>
+      <w:r>
+        <w:t>servei</w:t>
+      </w:r>
+      <w:proofErr w:type="spellEnd"/>
+      <w:r>
+        <w:t xml:space="preserve"> </w:t>
+      </w:r>
+      <w:proofErr w:type="spellStart"/>
+      <w:r>
+        <w:t>coherent</w:t>
+      </w:r>
+      <w:proofErr w:type="spellEnd"/>
+      <w:r>
+        <w:t xml:space="preserve"> </w:t>
+      </w:r>
+      <w:proofErr w:type="spellStart"/>
+      <w:r>
         <w:t>amb</w:t>
       </w:r>
       <w:proofErr w:type="spellEnd"/>
@@ -571,40 +740,241 @@
       </w:r>
       <w:proofErr w:type="spellStart"/>
       <w:r>
+        <w:t>valors</w:t>
+      </w:r>
+      <w:proofErr w:type="spellEnd"/>
+      <w:r>
+        <w:t xml:space="preserve"> i </w:t>
+      </w:r>
+      <w:proofErr w:type="spellStart"/>
+      <w:r>
+        <w:t>objectius</w:t>
+      </w:r>
+      <w:proofErr w:type="spellEnd"/>
+      <w:r>
+        <w:t xml:space="preserve"> de cada </w:t>
+      </w:r>
+      <w:r>
         <w:rPr>
           <w:highlight w:val="green"/>
         </w:rPr>
-        <w:t>E</w:t>
-      </w:r>
-      <w:r>
-        <w:rPr>
-          <w:highlight w:val="green"/>
-        </w:rPr>
-        <w:t>quips</w:t>
-      </w:r>
-      <w:proofErr w:type="spellEnd"/>
-      <w:r>
-        <w:rPr>
-          <w:highlight w:val="green"/>
-        </w:rPr>
-        <w:t xml:space="preserve"> </w:t>
-      </w:r>
-      <w:proofErr w:type="spellStart"/>
-      <w:r>
-        <w:rPr>
-          <w:highlight w:val="green"/>
-        </w:rPr>
-        <w:t>D</w:t>
-      </w:r>
-      <w:r>
-        <w:rPr>
-          <w:highlight w:val="green"/>
-        </w:rPr>
-        <w:t>irectius</w:t>
-      </w:r>
-      <w:proofErr w:type="spellEnd"/>
-      <w:r>
-        <w:t xml:space="preserve"> </w:t>
+        <w:t>Escola</w:t>
+      </w:r>
+      <w:r>
+        <w:t>.</w:t>
+      </w:r>
+    </w:p>
+    <w:p>
+      <w:pPr>
+        <w:pStyle w:val="text-sm"/>
+      </w:pPr>
+      <w:proofErr w:type="spellStart"/>
+      <w:r>
+        <w:t>Comptem</w:t>
+      </w:r>
+      <w:proofErr w:type="spellEnd"/>
+      <w:r>
+        <w:t xml:space="preserve"> </w:t>
+      </w:r>
+      <w:proofErr w:type="spellStart"/>
+      <w:r>
+        <w:t>amb</w:t>
+      </w:r>
+      <w:proofErr w:type="spellEnd"/>
+      <w:r>
+        <w:t xml:space="preserve"> un </w:t>
+      </w:r>
+      <w:proofErr w:type="spellStart"/>
+      <w:r>
+        <w:t>equip</w:t>
+      </w:r>
+      <w:proofErr w:type="spellEnd"/>
+      <w:r>
+        <w:t xml:space="preserve"> </w:t>
+      </w:r>
+      <w:proofErr w:type="spellStart"/>
+      <w:r>
+        <w:t>multidisciplinari</w:t>
+      </w:r>
+      <w:proofErr w:type="spellEnd"/>
+      <w:r>
+        <w:t xml:space="preserve"> de </w:t>
+      </w:r>
+      <w:proofErr w:type="spellStart"/>
+      <w:r>
+        <w:t>professionals</w:t>
+      </w:r>
+      <w:proofErr w:type="spellEnd"/>
+      <w:r>
+        <w:t xml:space="preserve"> </w:t>
+      </w:r>
+      <w:proofErr w:type="spellStart"/>
+      <w:r>
+        <w:t>amb</w:t>
+      </w:r>
+      <w:proofErr w:type="spellEnd"/>
+      <w:r>
+        <w:t xml:space="preserve"> </w:t>
+      </w:r>
+      <w:proofErr w:type="spellStart"/>
+      <w:r>
+        <w:t>més</w:t>
+      </w:r>
+      <w:proofErr w:type="spellEnd"/>
+      <w:r>
+        <w:t xml:space="preserve"> de 20 </w:t>
+      </w:r>
+      <w:proofErr w:type="spellStart"/>
+      <w:r>
+        <w:t>anys</w:t>
+      </w:r>
+      <w:proofErr w:type="spellEnd"/>
+      <w:r>
+        <w:t xml:space="preserve"> </w:t>
+      </w:r>
+      <w:proofErr w:type="spellStart"/>
+      <w:r>
+        <w:t>d'experiència</w:t>
+      </w:r>
+      <w:proofErr w:type="spellEnd"/>
+      <w:r>
+        <w:t xml:space="preserve">, </w:t>
+      </w:r>
+      <w:proofErr w:type="spellStart"/>
+      <w:r>
+        <w:t>format</w:t>
+      </w:r>
+      <w:proofErr w:type="spellEnd"/>
+      <w:r>
+        <w:t xml:space="preserve"> per persones </w:t>
+      </w:r>
+      <w:proofErr w:type="spellStart"/>
+      <w:r>
+        <w:t>amb</w:t>
+      </w:r>
+      <w:proofErr w:type="spellEnd"/>
+      <w:r>
+        <w:t xml:space="preserve"> </w:t>
+      </w:r>
+      <w:proofErr w:type="spellStart"/>
+      <w:r>
+        <w:t>vocació</w:t>
+      </w:r>
+      <w:proofErr w:type="spellEnd"/>
+      <w:r>
+        <w:t xml:space="preserve"> educativa, </w:t>
+      </w:r>
+      <w:proofErr w:type="spellStart"/>
+      <w:r>
+        <w:t>coneixement</w:t>
+      </w:r>
+      <w:proofErr w:type="spellEnd"/>
+      <w:r>
+        <w:t xml:space="preserve"> </w:t>
+      </w:r>
+      <w:proofErr w:type="spellStart"/>
+      <w:r>
+        <w:t>pedagògic</w:t>
+      </w:r>
+      <w:proofErr w:type="spellEnd"/>
+      <w:r>
+        <w:t xml:space="preserve"> i una gran </w:t>
+      </w:r>
+      <w:proofErr w:type="spellStart"/>
+      <w:r>
+        <w:t>responsabilitat</w:t>
+      </w:r>
+      <w:proofErr w:type="spellEnd"/>
+      <w:r>
+        <w:t xml:space="preserve"> en la </w:t>
+      </w:r>
+      <w:proofErr w:type="spellStart"/>
+      <w:r>
+        <w:t>seva</w:t>
+      </w:r>
+      <w:proofErr w:type="spellEnd"/>
+      <w:r>
+        <w:t xml:space="preserve"> tasca. </w:t>
+      </w:r>
+      <w:proofErr w:type="spellStart"/>
+      <w:r>
+        <w:t>Creiem</w:t>
+      </w:r>
+      <w:proofErr w:type="spellEnd"/>
+      <w:r>
+        <w:t xml:space="preserve"> </w:t>
+      </w:r>
+      <w:proofErr w:type="spellStart"/>
+      <w:r>
+        <w:t>fermament</w:t>
+      </w:r>
+      <w:proofErr w:type="spellEnd"/>
+      <w:r>
+        <w:t xml:space="preserve"> que </w:t>
+      </w:r>
+      <w:proofErr w:type="spellStart"/>
+      <w:r>
+        <w:t>l'educació</w:t>
+      </w:r>
+      <w:proofErr w:type="spellEnd"/>
+      <w:r>
+        <w:t xml:space="preserve">, </w:t>
+      </w:r>
+      <w:proofErr w:type="spellStart"/>
+      <w:r>
+        <w:t>l'esport</w:t>
+      </w:r>
+      <w:proofErr w:type="spellEnd"/>
+      <w:r>
+        <w:t xml:space="preserve"> i el </w:t>
+      </w:r>
+      <w:proofErr w:type="spellStart"/>
+      <w:r>
+        <w:t>joc</w:t>
+      </w:r>
+      <w:proofErr w:type="spellEnd"/>
+      <w:r>
+        <w:t xml:space="preserve"> </w:t>
+      </w:r>
+      <w:proofErr w:type="spellStart"/>
+      <w:r>
+        <w:t>són</w:t>
+      </w:r>
+      <w:proofErr w:type="spellEnd"/>
+      <w:r>
+        <w:t xml:space="preserve"> </w:t>
+      </w:r>
+      <w:proofErr w:type="spellStart"/>
+      <w:r>
+        <w:t>eines</w:t>
+      </w:r>
+      <w:proofErr w:type="spellEnd"/>
+      <w:r>
+        <w:t xml:space="preserve"> </w:t>
+      </w:r>
+      <w:proofErr w:type="spellStart"/>
+      <w:r>
+        <w:t>fonamentals</w:t>
+      </w:r>
+      <w:proofErr w:type="spellEnd"/>
+      <w:r>
+        <w:t xml:space="preserve"> per </w:t>
+      </w:r>
+      <w:proofErr w:type="spellStart"/>
+      <w:r>
+        <w:t>al</w:t>
+      </w:r>
+      <w:proofErr w:type="spellEnd"/>
+      <w:r>
+        <w:t xml:space="preserve"> </w:t>
+      </w:r>
+      <w:proofErr w:type="spellStart"/>
+      <w:r>
+        <w:t>desenvolupament</w:t>
+      </w:r>
+      <w:proofErr w:type="spellEnd"/>
+      <w:r>
+        <w:t xml:space="preserve"> integral </w:t>
       </w:r>
       <w:proofErr w:type="spellStart"/>
       <w:r>
@@ -612,35 +982,115 @@
       </w:r>
       <w:proofErr w:type="spellEnd"/>
       <w:r>
-        <w:t xml:space="preserve"> centres, </w:t>
-      </w:r>
-      <w:proofErr w:type="spellStart"/>
-      <w:r>
-        <w:t>treballant</w:t>
-      </w:r>
-      <w:proofErr w:type="spellEnd"/>
-      <w:r>
-        <w:t xml:space="preserve"> </w:t>
-      </w:r>
-      <w:proofErr w:type="spellStart"/>
-      <w:r>
-        <w:t>conjuntament</w:t>
-      </w:r>
-      <w:proofErr w:type="spellEnd"/>
-      <w:r>
-        <w:t xml:space="preserve"> per construir </w:t>
-      </w:r>
-      <w:proofErr w:type="spellStart"/>
-      <w:r>
-        <w:t>projectes</w:t>
-      </w:r>
-      <w:proofErr w:type="spellEnd"/>
-      <w:r>
-        <w:t xml:space="preserve"> </w:t>
-      </w:r>
-      <w:proofErr w:type="spellStart"/>
-      <w:r>
-        <w:t>educatius</w:t>
+        <w:t xml:space="preserve"> </w:t>
+      </w:r>
+      <w:proofErr w:type="spellStart"/>
+      <w:r>
+        <w:t>infants</w:t>
+      </w:r>
+      <w:proofErr w:type="spellEnd"/>
+      <w:r>
+        <w:t xml:space="preserve">, i per </w:t>
+      </w:r>
+      <w:proofErr w:type="spellStart"/>
+      <w:r>
+        <w:t>això</w:t>
+      </w:r>
+      <w:proofErr w:type="spellEnd"/>
+      <w:r>
+        <w:t xml:space="preserve"> </w:t>
+      </w:r>
+      <w:proofErr w:type="spellStart"/>
+      <w:r>
+        <w:t>treballem</w:t>
+      </w:r>
+      <w:proofErr w:type="spellEnd"/>
+      <w:r>
+        <w:t xml:space="preserve"> </w:t>
+      </w:r>
+      <w:proofErr w:type="spellStart"/>
+      <w:r>
+        <w:t>perquè</w:t>
+      </w:r>
+      <w:proofErr w:type="spellEnd"/>
+      <w:r>
+        <w:t xml:space="preserve"> cada </w:t>
+      </w:r>
+      <w:proofErr w:type="spellStart"/>
+      <w:r>
+        <w:t>activitat</w:t>
+      </w:r>
+      <w:proofErr w:type="spellEnd"/>
+      <w:r>
+        <w:t xml:space="preserve"> </w:t>
+      </w:r>
+      <w:proofErr w:type="spellStart"/>
+      <w:r>
+        <w:t>sigui</w:t>
+      </w:r>
+      <w:proofErr w:type="spellEnd"/>
+      <w:r>
+        <w:t xml:space="preserve"> una </w:t>
+      </w:r>
+      <w:proofErr w:type="spellStart"/>
+      <w:r>
+        <w:t>experiència</w:t>
+      </w:r>
+      <w:proofErr w:type="spellEnd"/>
+      <w:r>
+        <w:t xml:space="preserve"> </w:t>
+      </w:r>
+      <w:proofErr w:type="spellStart"/>
+      <w:r>
+        <w:t>enriquidora</w:t>
+      </w:r>
+      <w:proofErr w:type="spellEnd"/>
+      <w:r>
+        <w:t>.</w:t>
+      </w:r>
+    </w:p>
+    <w:p>
+      <w:pPr>
+        <w:pStyle w:val="text-sm"/>
+      </w:pPr>
+      <w:r>
+        <w:rPr>
+          <w:lang w:val="fr-FR"/>
+        </w:rPr>
+        <w:t xml:space="preserve">A Control Play </w:t>
+      </w:r>
+      <w:r>
+        <w:rPr>
+          <w:highlight w:val="red"/>
+          <w:lang w:val="fr-FR"/>
+        </w:rPr>
+        <w:t>Sports</w:t>
+      </w:r>
+      <w:r>
+        <w:rPr>
+          <w:lang w:val="fr-FR"/>
+        </w:rPr>
+        <w:t xml:space="preserve"> posem especial ènfasi en la qualitat dels serveis, la seguretat i les garanties professionals. Tots els nostres projectes es desenvolupen amb rigor, complint amb la normativa vigent i assegurant entorns segurs i cuidats per als infants. </w:t>
+      </w:r>
+      <w:proofErr w:type="gramStart"/>
+      <w:r>
+        <w:t xml:space="preserve">La </w:t>
+      </w:r>
+      <w:proofErr w:type="spellStart"/>
+      <w:r>
+        <w:t>tranquil</w:t>
+      </w:r>
+      <w:proofErr w:type="gramEnd"/>
+      <w:r>
+        <w:t>·litat</w:t>
+      </w:r>
+      <w:proofErr w:type="spellEnd"/>
+      <w:r>
+        <w:t xml:space="preserve"> de les </w:t>
+      </w:r>
+      <w:proofErr w:type="spellStart"/>
+      <w:r>
+        <w:t>famílies</w:t>
       </w:r>
       <w:proofErr w:type="spellEnd"/>
       <w:r>
@@ -648,119 +1098,55 @@
       </w:r>
       <w:proofErr w:type="spellStart"/>
       <w:r>
-        <w:t>activitats</w:t>
-      </w:r>
-      <w:proofErr w:type="spellEnd"/>
-      <w:r>
-        <w:t xml:space="preserve"> que </w:t>
-      </w:r>
-      <w:proofErr w:type="spellStart"/>
-      <w:r>
-        <w:t>aportin</w:t>
-      </w:r>
-      <w:proofErr w:type="spellEnd"/>
-      <w:r>
-        <w:t xml:space="preserve"> valor real </w:t>
-      </w:r>
-      <w:proofErr w:type="spellStart"/>
-      <w:r>
-        <w:t>als</w:t>
-      </w:r>
-      <w:proofErr w:type="spellEnd"/>
-      <w:r>
-        <w:t xml:space="preserve"> </w:t>
-      </w:r>
-      <w:proofErr w:type="spellStart"/>
-      <w:r>
-        <w:t>infants</w:t>
-      </w:r>
-      <w:proofErr w:type="spellEnd"/>
-      <w:r>
-        <w:t xml:space="preserve"> i a les </w:t>
-      </w:r>
-      <w:proofErr w:type="spellStart"/>
-      <w:r>
-        <w:t>seves</w:t>
-      </w:r>
-      <w:proofErr w:type="spellEnd"/>
-      <w:r>
-        <w:t xml:space="preserve"> </w:t>
-      </w:r>
-      <w:proofErr w:type="spellStart"/>
-      <w:r>
-        <w:t>famílies</w:t>
-      </w:r>
-      <w:proofErr w:type="spellEnd"/>
-      <w:r>
-        <w:t xml:space="preserve">. </w:t>
-      </w:r>
-      <w:proofErr w:type="spellStart"/>
-      <w:r>
-        <w:t>Aquesta</w:t>
-      </w:r>
-      <w:proofErr w:type="spellEnd"/>
-      <w:r>
-        <w:t xml:space="preserve"> </w:t>
-      </w:r>
-      <w:proofErr w:type="spellStart"/>
-      <w:r>
-        <w:t>relació</w:t>
-      </w:r>
-      <w:proofErr w:type="spellEnd"/>
-      <w:r>
-        <w:t xml:space="preserve"> de </w:t>
-      </w:r>
-      <w:proofErr w:type="spellStart"/>
-      <w:r>
-        <w:t>confiança</w:t>
-      </w:r>
-      <w:proofErr w:type="spellEnd"/>
-      <w:r>
-        <w:t xml:space="preserve"> i </w:t>
-      </w:r>
-      <w:proofErr w:type="spellStart"/>
-      <w:r>
-        <w:t>cooperació</w:t>
-      </w:r>
-      <w:proofErr w:type="spellEnd"/>
-      <w:r>
-        <w:t xml:space="preserve"> </w:t>
-      </w:r>
-      <w:proofErr w:type="spellStart"/>
-      <w:r>
-        <w:t>ens</w:t>
-      </w:r>
-      <w:proofErr w:type="spellEnd"/>
-      <w:r>
-        <w:t xml:space="preserve"> </w:t>
-      </w:r>
-      <w:proofErr w:type="spellStart"/>
-      <w:r>
-        <w:t>permet</w:t>
-      </w:r>
-      <w:proofErr w:type="spellEnd"/>
-      <w:r>
-        <w:t xml:space="preserve"> adaptar-nos a cada </w:t>
-      </w:r>
-      <w:proofErr w:type="spellStart"/>
-      <w:r>
-        <w:t>realitat</w:t>
-      </w:r>
-      <w:proofErr w:type="spellEnd"/>
-      <w:r>
-        <w:t xml:space="preserve"> i garantir un </w:t>
-      </w:r>
-      <w:proofErr w:type="spellStart"/>
-      <w:r>
-        <w:t>servei</w:t>
-      </w:r>
-      <w:proofErr w:type="spellEnd"/>
-      <w:r>
-        <w:t xml:space="preserve"> </w:t>
-      </w:r>
-      <w:proofErr w:type="spellStart"/>
-      <w:r>
-        <w:t>coherent</w:t>
+        <w:t>dels</w:t>
+      </w:r>
+      <w:proofErr w:type="spellEnd"/>
+      <w:r>
+        <w:t xml:space="preserve"> centres </w:t>
+      </w:r>
+      <w:proofErr w:type="spellStart"/>
+      <w:r>
+        <w:t>és</w:t>
+      </w:r>
+      <w:proofErr w:type="spellEnd"/>
+      <w:r>
+        <w:t xml:space="preserve"> una </w:t>
+      </w:r>
+      <w:proofErr w:type="spellStart"/>
+      <w:r>
+        <w:t>prioritat</w:t>
+      </w:r>
+      <w:proofErr w:type="spellEnd"/>
+      <w:r>
+        <w:t xml:space="preserve"> per a </w:t>
+      </w:r>
+      <w:proofErr w:type="spellStart"/>
+      <w:r>
+        <w:t>nosaltres</w:t>
+      </w:r>
+      <w:proofErr w:type="spellEnd"/>
+      <w:r>
+        <w:t>.</w:t>
+      </w:r>
+    </w:p>
+    <w:p>
+      <w:pPr>
+        <w:pStyle w:val="text-sm"/>
+      </w:pPr>
+      <w:r>
+        <w:t xml:space="preserve">Per sobre de </w:t>
+      </w:r>
+      <w:proofErr w:type="spellStart"/>
+      <w:r>
+        <w:t>tot</w:t>
+      </w:r>
+      <w:proofErr w:type="spellEnd"/>
+      <w:r>
+        <w:t xml:space="preserve">, </w:t>
+      </w:r>
+      <w:proofErr w:type="spellStart"/>
+      <w:r>
+        <w:t>treballem</w:t>
       </w:r>
       <w:proofErr w:type="spellEnd"/>
       <w:r>
@@ -772,207 +1158,27 @@
       </w:r>
       <w:proofErr w:type="spellEnd"/>
       <w:r>
-        <w:t xml:space="preserve"> </w:t>
-      </w:r>
-      <w:proofErr w:type="spellStart"/>
-      <w:r>
-        <w:t>els</w:t>
-      </w:r>
-      <w:proofErr w:type="spellEnd"/>
-      <w:r>
-        <w:t xml:space="preserve"> </w:t>
-      </w:r>
-      <w:proofErr w:type="spellStart"/>
-      <w:r>
-        <w:t>valors</w:t>
-      </w:r>
-      <w:proofErr w:type="spellEnd"/>
-      <w:r>
-        <w:t xml:space="preserve"> i </w:t>
-      </w:r>
-      <w:proofErr w:type="spellStart"/>
-      <w:r>
-        <w:t>objectius</w:t>
-      </w:r>
-      <w:proofErr w:type="spellEnd"/>
-      <w:r>
-        <w:t xml:space="preserve"> de cada </w:t>
-      </w:r>
-      <w:r>
-        <w:rPr>
-          <w:highlight w:val="green"/>
-        </w:rPr>
-        <w:t>E</w:t>
-      </w:r>
-      <w:r>
-        <w:rPr>
-          <w:highlight w:val="green"/>
-        </w:rPr>
-        <w:t>scola</w:t>
-      </w:r>
-      <w:r>
-        <w:t>.</w:t>
-      </w:r>
-    </w:p>
-    <w:p>
-      <w:pPr>
-        <w:pStyle w:val="text-sm"/>
-      </w:pPr>
-      <w:proofErr w:type="spellStart"/>
-      <w:r>
-        <w:t>Comptem</w:t>
-      </w:r>
-      <w:proofErr w:type="spellEnd"/>
-      <w:r>
-        <w:t xml:space="preserve"> </w:t>
-      </w:r>
-      <w:proofErr w:type="spellStart"/>
-      <w:r>
-        <w:t>amb</w:t>
-      </w:r>
-      <w:proofErr w:type="spellEnd"/>
-      <w:r>
-        <w:t xml:space="preserve"> un </w:t>
-      </w:r>
-      <w:proofErr w:type="spellStart"/>
-      <w:r>
-        <w:t>equip</w:t>
-      </w:r>
-      <w:proofErr w:type="spellEnd"/>
-      <w:r>
-        <w:t xml:space="preserve"> </w:t>
-      </w:r>
-      <w:proofErr w:type="spellStart"/>
-      <w:r>
-        <w:t>multidisciplinari</w:t>
-      </w:r>
-      <w:proofErr w:type="spellEnd"/>
-      <w:r>
-        <w:t xml:space="preserve"> de </w:t>
-      </w:r>
-      <w:proofErr w:type="spellStart"/>
-      <w:r>
-        <w:t>professionals</w:t>
-      </w:r>
-      <w:proofErr w:type="spellEnd"/>
-      <w:r>
-        <w:t xml:space="preserve"> </w:t>
-      </w:r>
-      <w:proofErr w:type="spellStart"/>
-      <w:r>
-        <w:t>amb</w:t>
-      </w:r>
-      <w:proofErr w:type="spellEnd"/>
-      <w:r>
-        <w:t xml:space="preserve"> </w:t>
-      </w:r>
-      <w:proofErr w:type="spellStart"/>
-      <w:r>
-        <w:t>més</w:t>
-      </w:r>
-      <w:proofErr w:type="spellEnd"/>
-      <w:r>
-        <w:t xml:space="preserve"> de 20 </w:t>
-      </w:r>
-      <w:proofErr w:type="spellStart"/>
-      <w:r>
-        <w:t>anys</w:t>
-      </w:r>
-      <w:proofErr w:type="spellEnd"/>
-      <w:r>
-        <w:t xml:space="preserve"> </w:t>
-      </w:r>
-      <w:proofErr w:type="spellStart"/>
-      <w:r>
-        <w:t>d'experiència</w:t>
-      </w:r>
-      <w:proofErr w:type="spellEnd"/>
-      <w:r>
-        <w:t xml:space="preserve">, </w:t>
-      </w:r>
-      <w:proofErr w:type="spellStart"/>
-      <w:r>
-        <w:t>format</w:t>
-      </w:r>
-      <w:proofErr w:type="spellEnd"/>
-      <w:r>
-        <w:t xml:space="preserve"> per persones </w:t>
-      </w:r>
-      <w:proofErr w:type="spellStart"/>
-      <w:r>
-        <w:t>amb</w:t>
-      </w:r>
-      <w:proofErr w:type="spellEnd"/>
-      <w:r>
-        <w:t xml:space="preserve"> </w:t>
-      </w:r>
-      <w:proofErr w:type="spellStart"/>
-      <w:r>
-        <w:t>vocació</w:t>
-      </w:r>
-      <w:proofErr w:type="spellEnd"/>
-      <w:r>
-        <w:t xml:space="preserve"> educativa, </w:t>
-      </w:r>
-      <w:proofErr w:type="spellStart"/>
-      <w:r>
-        <w:t>coneixement</w:t>
-      </w:r>
-      <w:proofErr w:type="spellEnd"/>
-      <w:r>
-        <w:t xml:space="preserve"> </w:t>
-      </w:r>
-      <w:proofErr w:type="spellStart"/>
-      <w:r>
-        <w:t>pedagògic</w:t>
-      </w:r>
-      <w:proofErr w:type="spellEnd"/>
-      <w:r>
-        <w:t xml:space="preserve"> i una gran </w:t>
-      </w:r>
-      <w:proofErr w:type="spellStart"/>
-      <w:r>
-        <w:t>responsabilitat</w:t>
-      </w:r>
-      <w:proofErr w:type="spellEnd"/>
-      <w:r>
-        <w:t xml:space="preserve"> en la </w:t>
-      </w:r>
-      <w:proofErr w:type="spellStart"/>
-      <w:r>
-        <w:t>seva</w:t>
-      </w:r>
-      <w:proofErr w:type="spellEnd"/>
-      <w:r>
-        <w:t xml:space="preserve"> tasca. </w:t>
-      </w:r>
-      <w:proofErr w:type="spellStart"/>
-      <w:r>
-        <w:t>Creiem</w:t>
-      </w:r>
-      <w:proofErr w:type="spellEnd"/>
-      <w:r>
-        <w:t xml:space="preserve"> </w:t>
-      </w:r>
-      <w:proofErr w:type="spellStart"/>
-      <w:r>
-        <w:t>fermament</w:t>
-      </w:r>
-      <w:proofErr w:type="spellEnd"/>
-      <w:r>
-        <w:t xml:space="preserve"> que </w:t>
-      </w:r>
-      <w:proofErr w:type="spellStart"/>
-      <w:r>
-        <w:t>l'educació</w:t>
-      </w:r>
-      <w:proofErr w:type="spellEnd"/>
-      <w:r>
-        <w:t xml:space="preserve">, </w:t>
-      </w:r>
-      <w:proofErr w:type="spellStart"/>
-      <w:r>
-        <w:t>l'esport</w:t>
+        <w:t xml:space="preserve"> una </w:t>
+      </w:r>
+      <w:proofErr w:type="spellStart"/>
+      <w:r>
+        <w:t>finalitat</w:t>
+      </w:r>
+      <w:proofErr w:type="spellEnd"/>
+      <w:r>
+        <w:t xml:space="preserve"> clara: contribuir a la </w:t>
+      </w:r>
+      <w:proofErr w:type="spellStart"/>
+      <w:r>
+        <w:t>felicitat</w:t>
+      </w:r>
+      <w:proofErr w:type="spellEnd"/>
+      <w:r>
+        <w:t xml:space="preserve">, el </w:t>
+      </w:r>
+      <w:proofErr w:type="spellStart"/>
+      <w:r>
+        <w:t>benestar</w:t>
       </w:r>
       <w:proofErr w:type="spellEnd"/>
       <w:r>
@@ -980,51 +1186,11 @@
       </w:r>
       <w:proofErr w:type="spellStart"/>
       <w:r>
-        <w:t>joc</w:t>
-      </w:r>
-      <w:proofErr w:type="spellEnd"/>
-      <w:r>
-        <w:t xml:space="preserve"> </w:t>
-      </w:r>
-      <w:proofErr w:type="spellStart"/>
-      <w:r>
-        <w:t>són</w:t>
-      </w:r>
-      <w:proofErr w:type="spellEnd"/>
-      <w:r>
-        <w:t xml:space="preserve"> </w:t>
-      </w:r>
-      <w:proofErr w:type="spellStart"/>
-      <w:r>
-        <w:t>eines</w:t>
-      </w:r>
-      <w:proofErr w:type="spellEnd"/>
-      <w:r>
-        <w:t xml:space="preserve"> </w:t>
-      </w:r>
-      <w:proofErr w:type="spellStart"/>
-      <w:r>
-        <w:t>fonamentals</w:t>
-      </w:r>
-      <w:proofErr w:type="spellEnd"/>
-      <w:r>
-        <w:t xml:space="preserve"> per </w:t>
-      </w:r>
-      <w:proofErr w:type="spellStart"/>
-      <w:r>
-        <w:t>al</w:t>
-      </w:r>
-      <w:proofErr w:type="spellEnd"/>
-      <w:r>
-        <w:t xml:space="preserve"> </w:t>
-      </w:r>
-      <w:proofErr w:type="spellStart"/>
-      <w:r>
-        <w:t>desenvolupament</w:t>
-      </w:r>
-      <w:proofErr w:type="spellEnd"/>
-      <w:r>
-        <w:t xml:space="preserve"> integral </w:t>
+        <w:t>creixement</w:t>
+      </w:r>
+      <w:proofErr w:type="spellEnd"/>
+      <w:r>
+        <w:t xml:space="preserve"> </w:t>
       </w:r>
       <w:proofErr w:type="spellStart"/>
       <w:r>
@@ -1036,412 +1202,11 @@
       </w:r>
       <w:proofErr w:type="spellStart"/>
       <w:r>
-        <w:t>infants</w:t>
-      </w:r>
-      <w:proofErr w:type="spellEnd"/>
-      <w:r>
-        <w:t xml:space="preserve">, i per </w:t>
-      </w:r>
-      <w:proofErr w:type="spellStart"/>
-      <w:r>
-        <w:t>això</w:t>
-      </w:r>
-      <w:proofErr w:type="spellEnd"/>
-      <w:r>
-        <w:t xml:space="preserve"> </w:t>
-      </w:r>
-      <w:proofErr w:type="spellStart"/>
-      <w:r>
-        <w:t>treballem</w:t>
-      </w:r>
-      <w:proofErr w:type="spellEnd"/>
-      <w:r>
-        <w:t xml:space="preserve"> </w:t>
-      </w:r>
-      <w:proofErr w:type="spellStart"/>
-      <w:r>
-        <w:t>perquè</w:t>
-      </w:r>
-      <w:proofErr w:type="spellEnd"/>
-      <w:r>
-        <w:t xml:space="preserve"> cada </w:t>
-      </w:r>
-      <w:proofErr w:type="spellStart"/>
-      <w:r>
-        <w:t>activitat</w:t>
-      </w:r>
-      <w:proofErr w:type="spellEnd"/>
-      <w:r>
-        <w:t xml:space="preserve"> </w:t>
-      </w:r>
-      <w:proofErr w:type="spellStart"/>
-      <w:r>
-        <w:t>sigui</w:t>
-      </w:r>
-      <w:proofErr w:type="spellEnd"/>
-      <w:r>
-        <w:t xml:space="preserve"> una </w:t>
-      </w:r>
-      <w:proofErr w:type="spellStart"/>
-      <w:r>
-        <w:t>experiència</w:t>
-      </w:r>
-      <w:proofErr w:type="spellEnd"/>
-      <w:r>
-        <w:t xml:space="preserve"> </w:t>
-      </w:r>
-      <w:proofErr w:type="spellStart"/>
-      <w:r>
-        <w:t>enriquidora</w:t>
-      </w:r>
-      <w:proofErr w:type="spellEnd"/>
-      <w:r>
-        <w:t>.</w:t>
-      </w:r>
-    </w:p>
-    <w:p>
-      <w:pPr>
-        <w:pStyle w:val="text-sm"/>
-      </w:pPr>
-      <w:r>
-        <w:t xml:space="preserve">A Control Play </w:t>
-      </w:r>
-      <w:r>
-        <w:rPr>
-          <w:highlight w:val="red"/>
-        </w:rPr>
-        <w:t>Sports</w:t>
-      </w:r>
-      <w:r>
-        <w:t xml:space="preserve"> </w:t>
-      </w:r>
-      <w:proofErr w:type="spellStart"/>
-      <w:r>
-        <w:t>posem</w:t>
-      </w:r>
-      <w:proofErr w:type="spellEnd"/>
-      <w:r>
-        <w:t xml:space="preserve"> especial </w:t>
-      </w:r>
-      <w:proofErr w:type="spellStart"/>
-      <w:r>
-        <w:t>ènfasi</w:t>
-      </w:r>
-      <w:proofErr w:type="spellEnd"/>
-      <w:r>
-        <w:t xml:space="preserve"> en la </w:t>
-      </w:r>
-      <w:proofErr w:type="spellStart"/>
-      <w:r>
-        <w:t>qualitat</w:t>
-      </w:r>
-      <w:proofErr w:type="spellEnd"/>
-      <w:r>
-        <w:t xml:space="preserve"> </w:t>
-      </w:r>
-      <w:proofErr w:type="spellStart"/>
-      <w:r>
-        <w:t>dels</w:t>
-      </w:r>
-      <w:proofErr w:type="spellEnd"/>
-      <w:r>
-        <w:t xml:space="preserve"> </w:t>
-      </w:r>
-      <w:proofErr w:type="spellStart"/>
-      <w:r>
-        <w:t>serveis</w:t>
-      </w:r>
-      <w:proofErr w:type="spellEnd"/>
-      <w:r>
-        <w:t xml:space="preserve">, la </w:t>
-      </w:r>
-      <w:proofErr w:type="spellStart"/>
-      <w:r>
-        <w:t>seguretat</w:t>
-      </w:r>
-      <w:proofErr w:type="spellEnd"/>
-      <w:r>
-        <w:t xml:space="preserve"> i les </w:t>
-      </w:r>
-      <w:proofErr w:type="spellStart"/>
-      <w:r>
-        <w:t>garanties</w:t>
-      </w:r>
-      <w:proofErr w:type="spellEnd"/>
-      <w:r>
-        <w:t xml:space="preserve"> </w:t>
-      </w:r>
-      <w:proofErr w:type="spellStart"/>
-      <w:r>
-        <w:t>professionals</w:t>
-      </w:r>
-      <w:proofErr w:type="spellEnd"/>
-      <w:r>
-        <w:t xml:space="preserve">. </w:t>
-      </w:r>
-      <w:proofErr w:type="spellStart"/>
-      <w:r>
-        <w:t>Tots</w:t>
-      </w:r>
-      <w:proofErr w:type="spellEnd"/>
-      <w:r>
-        <w:t xml:space="preserve"> </w:t>
-      </w:r>
-      <w:proofErr w:type="spellStart"/>
-      <w:r>
-        <w:t>els</w:t>
-      </w:r>
-      <w:proofErr w:type="spellEnd"/>
-      <w:r>
-        <w:t xml:space="preserve"> </w:t>
-      </w:r>
-      <w:proofErr w:type="spellStart"/>
-      <w:r>
-        <w:t>nostres</w:t>
-      </w:r>
-      <w:proofErr w:type="spellEnd"/>
-      <w:r>
-        <w:t xml:space="preserve"> </w:t>
-      </w:r>
-      <w:proofErr w:type="spellStart"/>
-      <w:r>
-        <w:t>projectes</w:t>
-      </w:r>
-      <w:proofErr w:type="spellEnd"/>
-      <w:r>
-        <w:t xml:space="preserve"> es </w:t>
-      </w:r>
-      <w:proofErr w:type="spellStart"/>
-      <w:r>
-        <w:t>desenvolupen</w:t>
-      </w:r>
-      <w:proofErr w:type="spellEnd"/>
-      <w:r>
-        <w:t xml:space="preserve"> </w:t>
-      </w:r>
-      <w:proofErr w:type="spellStart"/>
-      <w:r>
-        <w:t>amb</w:t>
-      </w:r>
-      <w:proofErr w:type="spellEnd"/>
-      <w:r>
-        <w:t xml:space="preserve"> rigor, </w:t>
-      </w:r>
-      <w:proofErr w:type="spellStart"/>
-      <w:r>
-        <w:t>complint</w:t>
-      </w:r>
-      <w:proofErr w:type="spellEnd"/>
-      <w:r>
-        <w:t xml:space="preserve"> </w:t>
-      </w:r>
-      <w:proofErr w:type="spellStart"/>
-      <w:r>
-        <w:t>amb</w:t>
-      </w:r>
-      <w:proofErr w:type="spellEnd"/>
-      <w:r>
-        <w:t xml:space="preserve"> la normativa </w:t>
-      </w:r>
-      <w:proofErr w:type="spellStart"/>
-      <w:r>
-        <w:t>vigent</w:t>
-      </w:r>
-      <w:proofErr w:type="spellEnd"/>
-      <w:r>
-        <w:t xml:space="preserve"> i </w:t>
-      </w:r>
-      <w:proofErr w:type="spellStart"/>
-      <w:r>
-        <w:t>assegurant</w:t>
-      </w:r>
-      <w:proofErr w:type="spellEnd"/>
-      <w:r>
-        <w:t xml:space="preserve"> </w:t>
-      </w:r>
-      <w:proofErr w:type="spellStart"/>
-      <w:r>
-        <w:t>entorns</w:t>
-      </w:r>
-      <w:proofErr w:type="spellEnd"/>
-      <w:r>
-        <w:t xml:space="preserve"> </w:t>
-      </w:r>
-      <w:proofErr w:type="spellStart"/>
-      <w:r>
-        <w:t>segurs</w:t>
-      </w:r>
-      <w:proofErr w:type="spellEnd"/>
-      <w:r>
-        <w:t xml:space="preserve"> i </w:t>
-      </w:r>
-      <w:proofErr w:type="spellStart"/>
-      <w:r>
-        <w:t>cuidats</w:t>
-      </w:r>
-      <w:proofErr w:type="spellEnd"/>
-      <w:r>
-        <w:t xml:space="preserve"> per </w:t>
-      </w:r>
-      <w:proofErr w:type="spellStart"/>
-      <w:r>
-        <w:t>als</w:t>
-      </w:r>
-      <w:proofErr w:type="spellEnd"/>
-      <w:r>
-        <w:t xml:space="preserve"> </w:t>
-      </w:r>
-      <w:proofErr w:type="spellStart"/>
-      <w:r>
-        <w:t>infants</w:t>
-      </w:r>
-      <w:proofErr w:type="spellEnd"/>
-      <w:r>
-        <w:t xml:space="preserve">. </w:t>
-      </w:r>
-      <w:proofErr w:type="gramStart"/>
-      <w:r>
-        <w:t xml:space="preserve">La </w:t>
-      </w:r>
-      <w:proofErr w:type="spellStart"/>
-      <w:r>
-        <w:t>tranquil</w:t>
-      </w:r>
-      <w:proofErr w:type="gramEnd"/>
-      <w:r>
-        <w:t>·litat</w:t>
-      </w:r>
-      <w:proofErr w:type="spellEnd"/>
-      <w:r>
-        <w:t xml:space="preserve"> de les </w:t>
-      </w:r>
-      <w:proofErr w:type="spellStart"/>
-      <w:r>
-        <w:t>famílies</w:t>
-      </w:r>
-      <w:proofErr w:type="spellEnd"/>
-      <w:r>
-        <w:t xml:space="preserve"> i </w:t>
-      </w:r>
-      <w:proofErr w:type="spellStart"/>
-      <w:r>
-        <w:t>dels</w:t>
-      </w:r>
-      <w:proofErr w:type="spellEnd"/>
-      <w:r>
-        <w:t xml:space="preserve"> centres </w:t>
-      </w:r>
-      <w:proofErr w:type="spellStart"/>
-      <w:r>
-        <w:t>és</w:t>
-      </w:r>
-      <w:proofErr w:type="spellEnd"/>
-      <w:r>
-        <w:t xml:space="preserve"> una </w:t>
-      </w:r>
-      <w:proofErr w:type="spellStart"/>
-      <w:r>
-        <w:t>prioritat</w:t>
-      </w:r>
-      <w:proofErr w:type="spellEnd"/>
-      <w:r>
-        <w:t xml:space="preserve"> per a </w:t>
-      </w:r>
-      <w:proofErr w:type="spellStart"/>
-      <w:r>
-        <w:t>nosaltres</w:t>
-      </w:r>
-      <w:proofErr w:type="spellEnd"/>
-      <w:r>
-        <w:t>.</w:t>
-      </w:r>
-    </w:p>
-    <w:p>
-      <w:pPr>
-        <w:pStyle w:val="text-sm"/>
-      </w:pPr>
-      <w:r>
-        <w:t xml:space="preserve">Per sobre de </w:t>
-      </w:r>
-      <w:proofErr w:type="spellStart"/>
-      <w:r>
-        <w:t>tot</w:t>
-      </w:r>
-      <w:proofErr w:type="spellEnd"/>
-      <w:r>
-        <w:t xml:space="preserve">, </w:t>
-      </w:r>
-      <w:proofErr w:type="spellStart"/>
-      <w:r>
-        <w:t>treballem</w:t>
-      </w:r>
-      <w:proofErr w:type="spellEnd"/>
-      <w:r>
-        <w:t xml:space="preserve"> </w:t>
-      </w:r>
-      <w:proofErr w:type="spellStart"/>
-      <w:r>
-        <w:t>amb</w:t>
-      </w:r>
-      <w:proofErr w:type="spellEnd"/>
-      <w:r>
-        <w:t xml:space="preserve"> una </w:t>
-      </w:r>
-      <w:proofErr w:type="spellStart"/>
-      <w:r>
-        <w:t>finalitat</w:t>
-      </w:r>
-      <w:proofErr w:type="spellEnd"/>
-      <w:r>
-        <w:t xml:space="preserve"> clara: contribuir a la </w:t>
-      </w:r>
-      <w:proofErr w:type="spellStart"/>
-      <w:r>
-        <w:t>felicitat</w:t>
-      </w:r>
-      <w:proofErr w:type="spellEnd"/>
-      <w:r>
-        <w:t xml:space="preserve">, el </w:t>
-      </w:r>
-      <w:proofErr w:type="spellStart"/>
-      <w:r>
-        <w:t>benestar</w:t>
-      </w:r>
-      <w:proofErr w:type="spellEnd"/>
-      <w:r>
-        <w:t xml:space="preserve"> i el </w:t>
-      </w:r>
-      <w:proofErr w:type="spellStart"/>
-      <w:r>
-        <w:t>creixement</w:t>
-      </w:r>
-      <w:proofErr w:type="spellEnd"/>
-      <w:r>
-        <w:t xml:space="preserve"> </w:t>
-      </w:r>
-      <w:proofErr w:type="spellStart"/>
-      <w:r>
-        <w:t>dels</w:t>
-      </w:r>
-      <w:proofErr w:type="spellEnd"/>
-      <w:r>
-        <w:t xml:space="preserve"> </w:t>
-      </w:r>
-      <w:proofErr w:type="spellStart"/>
-      <w:r>
         <w:t>nens</w:t>
       </w:r>
       <w:proofErr w:type="spellEnd"/>
       <w:r>
-        <w:t xml:space="preserve"> i nenes. </w:t>
-      </w:r>
-      <w:proofErr w:type="spellStart"/>
-      <w:r>
-        <w:t>Volem</w:t>
-      </w:r>
-      <w:proofErr w:type="spellEnd"/>
-      <w:r>
-        <w:t xml:space="preserve"> que cada </w:t>
+        <w:t xml:space="preserve"> i nenes. Volem que cada </w:t>
       </w:r>
       <w:proofErr w:type="spellStart"/>
       <w:r>
@@ -2037,10 +1802,7 @@
         <w:t xml:space="preserve"> de 200</w:t>
       </w:r>
       <w:r>
-        <w:t xml:space="preserve"> (QUITAR)</w:t>
-      </w:r>
-      <w:r>
-        <w:t xml:space="preserve"> </w:t>
+        <w:t xml:space="preserve"> (QUITAR) </w:t>
       </w:r>
       <w:proofErr w:type="spellStart"/>
       <w:r>
@@ -2256,10 +2018,7 @@
       </w:r>
       <w:proofErr w:type="spellEnd"/>
       <w:r>
-        <w:t>.</w:t>
-      </w:r>
-      <w:r>
-        <w:t xml:space="preserve"> </w:t>
+        <w:t xml:space="preserve">. </w:t>
       </w:r>
       <w:proofErr w:type="spellStart"/>
       <w:r>
@@ -2603,7 +2362,7 @@
     </w:p>
     <w:p>
       <w:pPr>
-        <w:pStyle w:val="Ttulo1"/>
+        <w:pStyle w:val="Titre1"/>
         <w:rPr>
           <w:rFonts w:ascii="Times New Roman" w:eastAsia="Times New Roman" w:hAnsi="Times New Roman" w:cs="Times New Roman"/>
           <w:b/>
@@ -2728,7 +2487,7 @@
     </w:p>
     <w:p>
       <w:pPr>
-        <w:pStyle w:val="Ttulo1"/>
+        <w:pStyle w:val="Titre1"/>
         <w:rPr>
           <w:rFonts w:ascii="Times New Roman" w:eastAsia="Times New Roman" w:hAnsi="Times New Roman" w:cs="Times New Roman"/>
           <w:b/>
@@ -2791,7 +2550,7 @@
     </w:p>
     <w:p>
       <w:pPr>
-        <w:pStyle w:val="Ttulo1"/>
+        <w:pStyle w:val="Titre1"/>
         <w:rPr>
           <w:rFonts w:ascii="Times New Roman" w:eastAsia="Times New Roman" w:hAnsi="Times New Roman" w:cs="Times New Roman"/>
           <w:b/>
@@ -2847,7 +2606,7 @@
     </w:p>
     <w:p>
       <w:pPr>
-        <w:pStyle w:val="Ttulo1"/>
+        <w:pStyle w:val="Titre1"/>
         <w:rPr>
           <w:rFonts w:ascii="Times New Roman" w:eastAsia="Times New Roman" w:hAnsi="Times New Roman" w:cs="Times New Roman"/>
           <w:b/>
@@ -2911,7 +2670,7 @@
     </w:p>
     <w:p>
       <w:pPr>
-        <w:pStyle w:val="Ttulo1"/>
+        <w:pStyle w:val="Titre1"/>
         <w:rPr>
           <w:rFonts w:ascii="Times New Roman" w:eastAsia="Times New Roman" w:hAnsi="Times New Roman" w:cs="Times New Roman"/>
           <w:b/>
@@ -3063,7 +2822,7 @@
       <w:hyperlink r:id="rId4" w:history="1">
         <w:r>
           <w:rPr>
-            <w:rStyle w:val="Hipervnculo"/>
+            <w:rStyle w:val="Lienhypertexte"/>
           </w:rPr>
           <w:t>albert@controlplay.cat</w:t>
         </w:r>
@@ -3072,7 +2831,7 @@
     <w:p/>
     <w:p>
       <w:pPr>
-        <w:pStyle w:val="Ttulo1"/>
+        <w:pStyle w:val="Titre1"/>
         <w:rPr>
           <w:rFonts w:ascii="Times New Roman" w:eastAsia="Times New Roman" w:hAnsi="Times New Roman" w:cs="Times New Roman"/>
           <w:b/>
@@ -3129,21 +2888,7 @@
         <w:rPr>
           <w:lang w:val="es-ES" w:eastAsia="es-ES_tradnl"/>
         </w:rPr>
-        <w:t xml:space="preserve">HAY WEBS QUE TIENEN UN FORMS SENCILLO… QUE LLEGA EN FORMA DE MAIL EL CONTENIDO (como el </w:t>
-      </w:r>
-      <w:proofErr w:type="spellStart"/>
-      <w:r>
-        <w:rPr>
-          <w:lang w:val="es-ES" w:eastAsia="es-ES_tradnl"/>
-        </w:rPr>
-        <w:t>del</w:t>
-      </w:r>
-      <w:proofErr w:type="spellEnd"/>
-      <w:r>
-        <w:rPr>
-          <w:lang w:val="es-ES" w:eastAsia="es-ES_tradnl"/>
-        </w:rPr>
-        <w:t xml:space="preserve"> “CONTACTO”)</w:t>
+        <w:t>HAY WEBS QUE TIENEN UN FORMS SENCILLO… QUE LLEGA EN FORMA DE MAIL EL CONTENIDO (como el del “CONTACTO”)</w:t>
       </w:r>
     </w:p>
     <w:p>
@@ -3563,11 +3308,11 @@
       <w:lang w:val="ca-ES"/>
     </w:rPr>
   </w:style>
-  <w:style w:type="paragraph" w:styleId="Ttulo1">
+  <w:style w:type="paragraph" w:styleId="Titre1">
     <w:name w:val="heading 1"/>
     <w:basedOn w:val="Normal"/>
     <w:next w:val="Normal"/>
-    <w:link w:val="Ttulo1Car"/>
+    <w:link w:val="Titre1Car"/>
     <w:uiPriority w:val="9"/>
     <w:qFormat/>
     <w:rsid w:val="00A80BD7"/>
@@ -3584,11 +3329,11 @@
       <w:szCs w:val="40"/>
     </w:rPr>
   </w:style>
-  <w:style w:type="paragraph" w:styleId="Ttulo2">
+  <w:style w:type="paragraph" w:styleId="Titre2">
     <w:name w:val="heading 2"/>
     <w:basedOn w:val="Normal"/>
     <w:next w:val="Normal"/>
-    <w:link w:val="Ttulo2Car"/>
+    <w:link w:val="Titre2Car"/>
     <w:uiPriority w:val="9"/>
     <w:unhideWhenUsed/>
     <w:qFormat/>
@@ -3606,11 +3351,11 @@
       <w:szCs w:val="32"/>
     </w:rPr>
   </w:style>
-  <w:style w:type="paragraph" w:styleId="Ttulo3">
+  <w:style w:type="paragraph" w:styleId="Titre3">
     <w:name w:val="heading 3"/>
     <w:basedOn w:val="Normal"/>
     <w:next w:val="Normal"/>
-    <w:link w:val="Ttulo3Car"/>
+    <w:link w:val="Titre3Car"/>
     <w:uiPriority w:val="9"/>
     <w:semiHidden/>
     <w:unhideWhenUsed/>
@@ -3629,11 +3374,11 @@
       <w:szCs w:val="28"/>
     </w:rPr>
   </w:style>
-  <w:style w:type="paragraph" w:styleId="Ttulo4">
+  <w:style w:type="paragraph" w:styleId="Titre4">
     <w:name w:val="heading 4"/>
     <w:basedOn w:val="Normal"/>
     <w:next w:val="Normal"/>
-    <w:link w:val="Ttulo4Car"/>
+    <w:link w:val="Titre4Car"/>
     <w:uiPriority w:val="9"/>
     <w:semiHidden/>
     <w:unhideWhenUsed/>
@@ -3652,11 +3397,11 @@
       <w:color w:val="0F4761" w:themeColor="accent1" w:themeShade="BF"/>
     </w:rPr>
   </w:style>
-  <w:style w:type="paragraph" w:styleId="Ttulo5">
+  <w:style w:type="paragraph" w:styleId="Titre5">
     <w:name w:val="heading 5"/>
     <w:basedOn w:val="Normal"/>
     <w:next w:val="Normal"/>
-    <w:link w:val="Ttulo5Car"/>
+    <w:link w:val="Titre5Car"/>
     <w:uiPriority w:val="9"/>
     <w:semiHidden/>
     <w:unhideWhenUsed/>
@@ -3673,11 +3418,11 @@
       <w:color w:val="0F4761" w:themeColor="accent1" w:themeShade="BF"/>
     </w:rPr>
   </w:style>
-  <w:style w:type="paragraph" w:styleId="Ttulo6">
+  <w:style w:type="paragraph" w:styleId="Titre6">
     <w:name w:val="heading 6"/>
     <w:basedOn w:val="Normal"/>
     <w:next w:val="Normal"/>
-    <w:link w:val="Ttulo6Car"/>
+    <w:link w:val="Titre6Car"/>
     <w:uiPriority w:val="9"/>
     <w:semiHidden/>
     <w:unhideWhenUsed/>
@@ -3696,11 +3441,11 @@
       <w:color w:val="595959" w:themeColor="text1" w:themeTint="A6"/>
     </w:rPr>
   </w:style>
-  <w:style w:type="paragraph" w:styleId="Ttulo7">
+  <w:style w:type="paragraph" w:styleId="Titre7">
     <w:name w:val="heading 7"/>
     <w:basedOn w:val="Normal"/>
     <w:next w:val="Normal"/>
-    <w:link w:val="Ttulo7Car"/>
+    <w:link w:val="Titre7Car"/>
     <w:uiPriority w:val="9"/>
     <w:semiHidden/>
     <w:unhideWhenUsed/>
@@ -3717,11 +3462,11 @@
       <w:color w:val="595959" w:themeColor="text1" w:themeTint="A6"/>
     </w:rPr>
   </w:style>
-  <w:style w:type="paragraph" w:styleId="Ttulo8">
+  <w:style w:type="paragraph" w:styleId="Titre8">
     <w:name w:val="heading 8"/>
     <w:basedOn w:val="Normal"/>
     <w:next w:val="Normal"/>
-    <w:link w:val="Ttulo8Car"/>
+    <w:link w:val="Titre8Car"/>
     <w:uiPriority w:val="9"/>
     <w:semiHidden/>
     <w:unhideWhenUsed/>
@@ -3739,11 +3484,11 @@
       <w:color w:val="272727" w:themeColor="text1" w:themeTint="D8"/>
     </w:rPr>
   </w:style>
-  <w:style w:type="paragraph" w:styleId="Ttulo9">
+  <w:style w:type="paragraph" w:styleId="Titre9">
     <w:name w:val="heading 9"/>
     <w:basedOn w:val="Normal"/>
     <w:next w:val="Normal"/>
-    <w:link w:val="Ttulo9Car"/>
+    <w:link w:val="Titre9Car"/>
     <w:uiPriority w:val="9"/>
     <w:semiHidden/>
     <w:unhideWhenUsed/>
@@ -3759,13 +3504,13 @@
       <w:color w:val="272727" w:themeColor="text1" w:themeTint="D8"/>
     </w:rPr>
   </w:style>
-  <w:style w:type="character" w:default="1" w:styleId="Fuentedeprrafopredeter">
+  <w:style w:type="character" w:default="1" w:styleId="Policepardfaut">
     <w:name w:val="Default Paragraph Font"/>
     <w:uiPriority w:val="1"/>
     <w:semiHidden/>
     <w:unhideWhenUsed/>
   </w:style>
-  <w:style w:type="table" w:default="1" w:styleId="Tablanormal">
+  <w:style w:type="table" w:default="1" w:styleId="TableauNormal">
     <w:name w:val="Normal Table"/>
     <w:uiPriority w:val="99"/>
     <w:semiHidden/>
@@ -3780,16 +3525,16 @@
       </w:tblCellMar>
     </w:tblPr>
   </w:style>
-  <w:style w:type="numbering" w:default="1" w:styleId="Sinlista">
+  <w:style w:type="numbering" w:default="1" w:styleId="Aucuneliste">
     <w:name w:val="No List"/>
     <w:uiPriority w:val="99"/>
     <w:semiHidden/>
     <w:unhideWhenUsed/>
   </w:style>
-  <w:style w:type="character" w:customStyle="1" w:styleId="Ttulo1Car">
-    <w:name w:val="Título 1 Car"/>
-    <w:basedOn w:val="Fuentedeprrafopredeter"/>
-    <w:link w:val="Ttulo1"/>
+  <w:style w:type="character" w:customStyle="1" w:styleId="Titre1Car">
+    <w:name w:val="Titre 1 Car"/>
+    <w:basedOn w:val="Policepardfaut"/>
+    <w:link w:val="Titre1"/>
     <w:uiPriority w:val="9"/>
     <w:rsid w:val="00A80BD7"/>
     <w:rPr>
@@ -3800,10 +3545,10 @@
       <w:lang w:val="ca-ES"/>
     </w:rPr>
   </w:style>
-  <w:style w:type="character" w:customStyle="1" w:styleId="Ttulo2Car">
-    <w:name w:val="Título 2 Car"/>
-    <w:basedOn w:val="Fuentedeprrafopredeter"/>
-    <w:link w:val="Ttulo2"/>
+  <w:style w:type="character" w:customStyle="1" w:styleId="Titre2Car">
+    <w:name w:val="Titre 2 Car"/>
+    <w:basedOn w:val="Policepardfaut"/>
+    <w:link w:val="Titre2"/>
     <w:uiPriority w:val="9"/>
     <w:rsid w:val="00A80BD7"/>
     <w:rPr>
@@ -3814,10 +3559,10 @@
       <w:lang w:val="ca-ES"/>
     </w:rPr>
   </w:style>
-  <w:style w:type="character" w:customStyle="1" w:styleId="Ttulo3Car">
-    <w:name w:val="Título 3 Car"/>
-    <w:basedOn w:val="Fuentedeprrafopredeter"/>
-    <w:link w:val="Ttulo3"/>
+  <w:style w:type="character" w:customStyle="1" w:styleId="Titre3Car">
+    <w:name w:val="Titre 3 Car"/>
+    <w:basedOn w:val="Policepardfaut"/>
+    <w:link w:val="Titre3"/>
     <w:uiPriority w:val="9"/>
     <w:semiHidden/>
     <w:rsid w:val="00A80BD7"/>
@@ -3829,10 +3574,10 @@
       <w:lang w:val="ca-ES"/>
     </w:rPr>
   </w:style>
-  <w:style w:type="character" w:customStyle="1" w:styleId="Ttulo4Car">
-    <w:name w:val="Título 4 Car"/>
-    <w:basedOn w:val="Fuentedeprrafopredeter"/>
-    <w:link w:val="Ttulo4"/>
+  <w:style w:type="character" w:customStyle="1" w:styleId="Titre4Car">
+    <w:name w:val="Titre 4 Car"/>
+    <w:basedOn w:val="Policepardfaut"/>
+    <w:link w:val="Titre4"/>
     <w:uiPriority w:val="9"/>
     <w:semiHidden/>
     <w:rsid w:val="00A80BD7"/>
@@ -3844,10 +3589,10 @@
       <w:lang w:val="ca-ES"/>
     </w:rPr>
   </w:style>
-  <w:style w:type="character" w:customStyle="1" w:styleId="Ttulo5Car">
-    <w:name w:val="Título 5 Car"/>
-    <w:basedOn w:val="Fuentedeprrafopredeter"/>
-    <w:link w:val="Ttulo5"/>
+  <w:style w:type="character" w:customStyle="1" w:styleId="Titre5Car">
+    <w:name w:val="Titre 5 Car"/>
+    <w:basedOn w:val="Policepardfaut"/>
+    <w:link w:val="Titre5"/>
     <w:uiPriority w:val="9"/>
     <w:semiHidden/>
     <w:rsid w:val="00A80BD7"/>
@@ -3857,10 +3602,10 @@
       <w:lang w:val="ca-ES"/>
     </w:rPr>
   </w:style>
-  <w:style w:type="character" w:customStyle="1" w:styleId="Ttulo6Car">
-    <w:name w:val="Título 6 Car"/>
-    <w:basedOn w:val="Fuentedeprrafopredeter"/>
-    <w:link w:val="Ttulo6"/>
+  <w:style w:type="character" w:customStyle="1" w:styleId="Titre6Car">
+    <w:name w:val="Titre 6 Car"/>
+    <w:basedOn w:val="Policepardfaut"/>
+    <w:link w:val="Titre6"/>
     <w:uiPriority w:val="9"/>
     <w:semiHidden/>
     <w:rsid w:val="00A80BD7"/>
@@ -3872,10 +3617,10 @@
       <w:lang w:val="ca-ES"/>
     </w:rPr>
   </w:style>
-  <w:style w:type="character" w:customStyle="1" w:styleId="Ttulo7Car">
-    <w:name w:val="Título 7 Car"/>
-    <w:basedOn w:val="Fuentedeprrafopredeter"/>
-    <w:link w:val="Ttulo7"/>
+  <w:style w:type="character" w:customStyle="1" w:styleId="Titre7Car">
+    <w:name w:val="Titre 7 Car"/>
+    <w:basedOn w:val="Policepardfaut"/>
+    <w:link w:val="Titre7"/>
     <w:uiPriority w:val="9"/>
     <w:semiHidden/>
     <w:rsid w:val="00A80BD7"/>
@@ -3885,10 +3630,10 @@
       <w:lang w:val="ca-ES"/>
     </w:rPr>
   </w:style>
-  <w:style w:type="character" w:customStyle="1" w:styleId="Ttulo8Car">
-    <w:name w:val="Título 8 Car"/>
-    <w:basedOn w:val="Fuentedeprrafopredeter"/>
-    <w:link w:val="Ttulo8"/>
+  <w:style w:type="character" w:customStyle="1" w:styleId="Titre8Car">
+    <w:name w:val="Titre 8 Car"/>
+    <w:basedOn w:val="Policepardfaut"/>
+    <w:link w:val="Titre8"/>
     <w:uiPriority w:val="9"/>
     <w:semiHidden/>
     <w:rsid w:val="00A80BD7"/>
@@ -3900,10 +3645,10 @@
       <w:lang w:val="ca-ES"/>
     </w:rPr>
   </w:style>
-  <w:style w:type="character" w:customStyle="1" w:styleId="Ttulo9Car">
-    <w:name w:val="Título 9 Car"/>
-    <w:basedOn w:val="Fuentedeprrafopredeter"/>
-    <w:link w:val="Ttulo9"/>
+  <w:style w:type="character" w:customStyle="1" w:styleId="Titre9Car">
+    <w:name w:val="Titre 9 Car"/>
+    <w:basedOn w:val="Policepardfaut"/>
+    <w:link w:val="Titre9"/>
     <w:uiPriority w:val="9"/>
     <w:semiHidden/>
     <w:rsid w:val="00A80BD7"/>
@@ -3913,11 +3658,11 @@
       <w:lang w:val="ca-ES"/>
     </w:rPr>
   </w:style>
-  <w:style w:type="paragraph" w:styleId="Ttulo">
+  <w:style w:type="paragraph" w:styleId="Titre">
     <w:name w:val="Title"/>
     <w:basedOn w:val="Normal"/>
     <w:next w:val="Normal"/>
-    <w:link w:val="TtuloCar"/>
+    <w:link w:val="TitreCar"/>
     <w:uiPriority w:val="10"/>
     <w:qFormat/>
     <w:rsid w:val="00A80BD7"/>
@@ -3933,10 +3678,10 @@
       <w:szCs w:val="56"/>
     </w:rPr>
   </w:style>
-  <w:style w:type="character" w:customStyle="1" w:styleId="TtuloCar">
-    <w:name w:val="Título Car"/>
-    <w:basedOn w:val="Fuentedeprrafopredeter"/>
-    <w:link w:val="Ttulo"/>
+  <w:style w:type="character" w:customStyle="1" w:styleId="TitreCar">
+    <w:name w:val="Titre Car"/>
+    <w:basedOn w:val="Policepardfaut"/>
+    <w:link w:val="Titre"/>
     <w:uiPriority w:val="10"/>
     <w:rsid w:val="00A80BD7"/>
     <w:rPr>
@@ -3948,11 +3693,11 @@
       <w:lang w:val="ca-ES"/>
     </w:rPr>
   </w:style>
-  <w:style w:type="paragraph" w:styleId="Subttulo">
+  <w:style w:type="paragraph" w:styleId="Sous-titre">
     <w:name w:val="Subtitle"/>
     <w:basedOn w:val="Normal"/>
     <w:next w:val="Normal"/>
-    <w:link w:val="SubttuloCar"/>
+    <w:link w:val="Sous-titreCar"/>
     <w:uiPriority w:val="11"/>
     <w:qFormat/>
     <w:rsid w:val="00A80BD7"/>
@@ -3970,10 +3715,10 @@
       <w:szCs w:val="28"/>
     </w:rPr>
   </w:style>
-  <w:style w:type="character" w:customStyle="1" w:styleId="SubttuloCar">
-    <w:name w:val="Subtítulo Car"/>
-    <w:basedOn w:val="Fuentedeprrafopredeter"/>
-    <w:link w:val="Subttulo"/>
+  <w:style w:type="character" w:customStyle="1" w:styleId="Sous-titreCar">
+    <w:name w:val="Sous-titre Car"/>
+    <w:basedOn w:val="Policepardfaut"/>
+    <w:link w:val="Sous-titre"/>
     <w:uiPriority w:val="11"/>
     <w:rsid w:val="00A80BD7"/>
     <w:rPr>
@@ -3985,11 +3730,11 @@
       <w:lang w:val="ca-ES"/>
     </w:rPr>
   </w:style>
-  <w:style w:type="paragraph" w:styleId="Cita">
+  <w:style w:type="paragraph" w:styleId="Citation">
     <w:name w:val="Quote"/>
     <w:basedOn w:val="Normal"/>
     <w:next w:val="Normal"/>
-    <w:link w:val="CitaCar"/>
+    <w:link w:val="CitationCar"/>
     <w:uiPriority w:val="29"/>
     <w:qFormat/>
     <w:rsid w:val="00A80BD7"/>
@@ -4003,10 +3748,10 @@
       <w:color w:val="404040" w:themeColor="text1" w:themeTint="BF"/>
     </w:rPr>
   </w:style>
-  <w:style w:type="character" w:customStyle="1" w:styleId="CitaCar">
-    <w:name w:val="Cita Car"/>
-    <w:basedOn w:val="Fuentedeprrafopredeter"/>
-    <w:link w:val="Cita"/>
+  <w:style w:type="character" w:customStyle="1" w:styleId="CitationCar">
+    <w:name w:val="Citation Car"/>
+    <w:basedOn w:val="Policepardfaut"/>
+    <w:link w:val="Citation"/>
     <w:uiPriority w:val="29"/>
     <w:rsid w:val="00A80BD7"/>
     <w:rPr>
@@ -4016,7 +3761,7 @@
       <w:lang w:val="ca-ES"/>
     </w:rPr>
   </w:style>
-  <w:style w:type="paragraph" w:styleId="Prrafodelista">
+  <w:style w:type="paragraph" w:styleId="Paragraphedeliste">
     <w:name w:val="List Paragraph"/>
     <w:basedOn w:val="Normal"/>
     <w:uiPriority w:val="34"/>
@@ -4027,9 +3772,9 @@
       <w:contextualSpacing/>
     </w:pPr>
   </w:style>
-  <w:style w:type="character" w:styleId="nfasisintenso">
+  <w:style w:type="character" w:styleId="Accentuationintense">
     <w:name w:val="Intense Emphasis"/>
-    <w:basedOn w:val="Fuentedeprrafopredeter"/>
+    <w:basedOn w:val="Policepardfaut"/>
     <w:uiPriority w:val="21"/>
     <w:qFormat/>
     <w:rsid w:val="00A80BD7"/>
@@ -4039,11 +3784,11 @@
       <w:color w:val="0F4761" w:themeColor="accent1" w:themeShade="BF"/>
     </w:rPr>
   </w:style>
-  <w:style w:type="paragraph" w:styleId="Citadestacada">
+  <w:style w:type="paragraph" w:styleId="Citationintense">
     <w:name w:val="Intense Quote"/>
     <w:basedOn w:val="Normal"/>
     <w:next w:val="Normal"/>
-    <w:link w:val="CitadestacadaCar"/>
+    <w:link w:val="CitationintenseCar"/>
     <w:uiPriority w:val="30"/>
     <w:qFormat/>
     <w:rsid w:val="00A80BD7"/>
@@ -4062,10 +3807,10 @@
       <w:color w:val="0F4761" w:themeColor="accent1" w:themeShade="BF"/>
     </w:rPr>
   </w:style>
-  <w:style w:type="character" w:customStyle="1" w:styleId="CitadestacadaCar">
-    <w:name w:val="Cita destacada Car"/>
-    <w:basedOn w:val="Fuentedeprrafopredeter"/>
-    <w:link w:val="Citadestacada"/>
+  <w:style w:type="character" w:customStyle="1" w:styleId="CitationintenseCar">
+    <w:name w:val="Citation intense Car"/>
+    <w:basedOn w:val="Policepardfaut"/>
+    <w:link w:val="Citationintense"/>
     <w:uiPriority w:val="30"/>
     <w:rsid w:val="00A80BD7"/>
     <w:rPr>
@@ -4075,9 +3820,9 @@
       <w:lang w:val="ca-ES"/>
     </w:rPr>
   </w:style>
-  <w:style w:type="character" w:styleId="Referenciaintensa">
+  <w:style w:type="character" w:styleId="Rfrenceintense">
     <w:name w:val="Intense Reference"/>
-    <w:basedOn w:val="Fuentedeprrafopredeter"/>
+    <w:basedOn w:val="Policepardfaut"/>
     <w:uiPriority w:val="32"/>
     <w:qFormat/>
     <w:rsid w:val="00A80BD7"/>
@@ -4145,9 +3890,9 @@
       <w14:ligatures w14:val="none"/>
     </w:rPr>
   </w:style>
-  <w:style w:type="character" w:styleId="Hipervnculo">
+  <w:style w:type="character" w:styleId="Lienhypertexte">
     <w:name w:val="Hyperlink"/>
-    <w:basedOn w:val="Fuentedeprrafopredeter"/>
+    <w:basedOn w:val="Policepardfaut"/>
     <w:uiPriority w:val="99"/>
     <w:unhideWhenUsed/>
     <w:rsid w:val="00231C64"/>
@@ -4156,9 +3901,9 @@
       <w:u w:val="single"/>
     </w:rPr>
   </w:style>
-  <w:style w:type="character" w:styleId="Mencinsinresolver">
+  <w:style w:type="character" w:styleId="Mentionnonrsolue">
     <w:name w:val="Unresolved Mention"/>
-    <w:basedOn w:val="Fuentedeprrafopredeter"/>
+    <w:basedOn w:val="Policepardfaut"/>
     <w:uiPriority w:val="99"/>
     <w:semiHidden/>
     <w:unhideWhenUsed/>
